--- a/tillsyn/A 59303-2025 tillsynsbegäran.docx
+++ b/tillsyn/A 59303-2025 tillsynsbegäran.docx
@@ -605,7 +605,7 @@
     <w:r>
       <w:tab/>
       <w:tab/>
-      <w:t>2026-09-14</w:t>
+      <w:t>2026-09-15</w:t>
       <w:br/>
       <w:br/>
     </w:r>

--- a/tillsyn/A 59303-2025 tillsynsbegäran.docx
+++ b/tillsyn/A 59303-2025 tillsynsbegäran.docx
@@ -605,7 +605,7 @@
     <w:r>
       <w:tab/>
       <w:tab/>
-      <w:t>2026-09-15</w:t>
+      <w:t>2026-09-16</w:t>
       <w:br/>
       <w:br/>
     </w:r>

--- a/tillsyn/A 59303-2025 tillsynsbegäran.docx
+++ b/tillsyn/A 59303-2025 tillsynsbegäran.docx
@@ -605,7 +605,7 @@
     <w:r>
       <w:tab/>
       <w:tab/>
-      <w:t>2026-09-16</w:t>
+      <w:t>2026-09-17</w:t>
       <w:br/>
       <w:br/>
     </w:r>

--- a/tillsyn/A 59303-2025 tillsynsbegäran.docx
+++ b/tillsyn/A 59303-2025 tillsynsbegäran.docx
@@ -605,7 +605,7 @@
     <w:r>
       <w:tab/>
       <w:tab/>
-      <w:t>2026-09-17</w:t>
+      <w:t>2026-09-18</w:t>
       <w:br/>
       <w:br/>
     </w:r>

--- a/tillsyn/A 59303-2025 tillsynsbegäran.docx
+++ b/tillsyn/A 59303-2025 tillsynsbegäran.docx
@@ -605,7 +605,7 @@
     <w:r>
       <w:tab/>
       <w:tab/>
-      <w:t>2026-09-18</w:t>
+      <w:t>2026-09-19</w:t>
       <w:br/>
       <w:br/>
     </w:r>

--- a/tillsyn/A 59303-2025 tillsynsbegäran.docx
+++ b/tillsyn/A 59303-2025 tillsynsbegäran.docx
@@ -605,7 +605,7 @@
     <w:r>
       <w:tab/>
       <w:tab/>
-      <w:t>2026-09-19</w:t>
+      <w:t>2026-09-21</w:t>
       <w:br/>
       <w:br/>
     </w:r>

--- a/tillsyn/A 59303-2025 tillsynsbegäran.docx
+++ b/tillsyn/A 59303-2025 tillsynsbegäran.docx
@@ -605,7 +605,7 @@
     <w:r>
       <w:tab/>
       <w:tab/>
-      <w:t>2026-09-21</w:t>
+      <w:t>2026-09-23</w:t>
       <w:br/>
       <w:br/>
     </w:r>

--- a/tillsyn/A 59303-2025 tillsynsbegäran.docx
+++ b/tillsyn/A 59303-2025 tillsynsbegäran.docx
@@ -605,7 +605,7 @@
     <w:r>
       <w:tab/>
       <w:tab/>
-      <w:t>2026-09-23</w:t>
+      <w:t>2026-09-24</w:t>
       <w:br/>
       <w:br/>
     </w:r>

--- a/tillsyn/A 59303-2025 tillsynsbegäran.docx
+++ b/tillsyn/A 59303-2025 tillsynsbegäran.docx
@@ -605,7 +605,7 @@
     <w:r>
       <w:tab/>
       <w:tab/>
-      <w:t>2026-09-24</w:t>
+      <w:t>2026-09-25</w:t>
       <w:br/>
       <w:br/>
     </w:r>

--- a/tillsyn/A 59303-2025 tillsynsbegäran.docx
+++ b/tillsyn/A 59303-2025 tillsynsbegäran.docx
@@ -605,7 +605,7 @@
     <w:r>
       <w:tab/>
       <w:tab/>
-      <w:t>2026-09-25</w:t>
+      <w:t>2026-09-26</w:t>
       <w:br/>
       <w:br/>
     </w:r>

--- a/tillsyn/A 59303-2025 tillsynsbegäran.docx
+++ b/tillsyn/A 59303-2025 tillsynsbegäran.docx
@@ -605,7 +605,7 @@
     <w:r>
       <w:tab/>
       <w:tab/>
-      <w:t>2026-09-26</w:t>
+      <w:t>2026-09-27</w:t>
       <w:br/>
       <w:br/>
     </w:r>

--- a/tillsyn/A 59303-2025 tillsynsbegäran.docx
+++ b/tillsyn/A 59303-2025 tillsynsbegäran.docx
@@ -605,7 +605,7 @@
     <w:r>
       <w:tab/>
       <w:tab/>
-      <w:t>2026-09-27</w:t>
+      <w:t>2026-09-28</w:t>
       <w:br/>
       <w:br/>
     </w:r>

--- a/tillsyn/A 59303-2025 tillsynsbegäran.docx
+++ b/tillsyn/A 59303-2025 tillsynsbegäran.docx
@@ -605,7 +605,7 @@
     <w:r>
       <w:tab/>
       <w:tab/>
-      <w:t>2026-09-28</w:t>
+      <w:t>2026-09-29</w:t>
       <w:br/>
       <w:br/>
     </w:r>

--- a/tillsyn/A 59303-2025 tillsynsbegäran.docx
+++ b/tillsyn/A 59303-2025 tillsynsbegäran.docx
@@ -605,7 +605,7 @@
     <w:r>
       <w:tab/>
       <w:tab/>
-      <w:t>2026-09-29</w:t>
+      <w:t>2026-09-30</w:t>
       <w:br/>
       <w:br/>
     </w:r>

--- a/tillsyn/A 59303-2025 tillsynsbegäran.docx
+++ b/tillsyn/A 59303-2025 tillsynsbegäran.docx
@@ -605,7 +605,7 @@
     <w:r>
       <w:tab/>
       <w:tab/>
-      <w:t>2026-09-30</w:t>
+      <w:t>2026-10-01</w:t>
       <w:br/>
       <w:br/>
     </w:r>

--- a/tillsyn/A 59303-2025 tillsynsbegäran.docx
+++ b/tillsyn/A 59303-2025 tillsynsbegäran.docx
@@ -605,7 +605,7 @@
     <w:r>
       <w:tab/>
       <w:tab/>
-      <w:t>2026-10-01</w:t>
+      <w:t>2026-10-02</w:t>
       <w:br/>
       <w:br/>
     </w:r>

--- a/tillsyn/A 59303-2025 tillsynsbegäran.docx
+++ b/tillsyn/A 59303-2025 tillsynsbegäran.docx
@@ -605,7 +605,7 @@
     <w:r>
       <w:tab/>
       <w:tab/>
-      <w:t>2026-10-02</w:t>
+      <w:t>2026-10-03</w:t>
       <w:br/>
       <w:br/>
     </w:r>

--- a/tillsyn/A 59303-2025 tillsynsbegäran.docx
+++ b/tillsyn/A 59303-2025 tillsynsbegäran.docx
@@ -605,7 +605,7 @@
     <w:r>
       <w:tab/>
       <w:tab/>
-      <w:t>2026-10-03</w:t>
+      <w:t>2026-10-04</w:t>
       <w:br/>
       <w:br/>
     </w:r>

--- a/tillsyn/A 59303-2025 tillsynsbegäran.docx
+++ b/tillsyn/A 59303-2025 tillsynsbegäran.docx
@@ -60,12 +60,12 @@
         <w:spacing w:after="240"/>
       </w:pPr>
       <w:r>
-        <w:t>Figur 1. Fyndplatser för naturvårdsarter i och inom 2 meter från avverkningsanmälan. Markörer utan svart kant är placerade på fyndplatsen. Markörer med svart kant är placerade vid sidan av fyndplatsen och har ett svart streck som visar fyndplatsens exakta position. Kartans mittpunktskoordinat är N 6818140, E 401434 i SWEREF 99 TM.</w:t>
+        <w:t>Figur 1. Fyndplatser för naturvårdsarter i och inom 23 meter från avverkningsanmälan. Markörer utan svart kant är placerade på fyndplatsen. Markörer med svart kant är placerade vid sidan av fyndplatsen och har ett svart streck som visar fyndplatsens exakta position. Kartans mittpunktskoordinat är N 6818140, E 401434 i SWEREF 99 TM.</w:t>
       </w:r>
     </w:p>
     <w:p>
       <w:r>
-        <w:t>I och inom 2 meter från avverkningsanmälan finns fynd av 8 naturvårdsarter, varav 8 är rödlistade, 1 är fridlyst och 3 är typiska (T): garnlav (VU, T), blanksvart spiklav (NT), blågrå svartspik (NT), liten svartspik (NT), tretåig hackspett (NT, T, §4), vedflamlav (NT), violettgrå tagellav (NT, T) och vitgrynig nållav (NT). Se Figur 1.</w:t>
+        <w:t>I och inom 23 meter från avverkningsanmälan finns fynd av 23 naturvårdsarter, varav 18 är rödlistade, 5 är fridlysta, 13 är typiska (T) och 2 är signalarter (S): garnlav (VU, T), blanksvart spiklav (NT), blågrå svartspik (NT), dvärgbägarlav (NT, T), kolflarnlav (NT, T), kortskaftad ärgspik (NT), liten svartspik (NT), motaggsvamp (NT, T), mörk kolflarnlav (NT), nötkråka (NT, T, §4), skogshare (NT), talltagel (NT, T), talltita (NT, §4), tretåig hackspett (NT, T, §4), vedflamlav (NT), vedskivlav (NT, T), violettgrå tagellav (NT, T), vitgrynig nållav (NT), mindre märgborre (S, T), vedticka (S, T), spillkråka (T, §4), sälg (T) och revlummer (§9). Se Figur 1.</w:t>
       </w:r>
     </w:p>
     <w:p>
@@ -83,6 +83,11 @@
     </w:p>
     <w:p>
       <w:r>
+        <w:t>Vi begär vidare att Skogsstyrelsen säkerställer att inga skador eller försämringar av naturtypens bevarandestatus i området tillåts ske. Se Rådets direktiv 92/43/EEG samt ickeförsämringskravet i EU:s naturrestaureringsförordning (EU 2024/1991).</w:t>
+      </w:r>
+    </w:p>
+    <w:p>
+      <w:r>
         <w:t>Vi önskar även ta del av de ställningstaganden och beslut som myndigheten meddelar till följd av aktuell avverkningsanmälan och föreningens inlaga (se 34 § förvaltningslagen).</w:t>
       </w:r>
     </w:p>
@@ -155,10 +160,148 @@
         <w:rPr>
           <w:b/>
         </w:rPr>
+        <w:t>Dvärgbägarlav (NT)</w:t>
+      </w:r>
+      <w:r>
+        <w:t xml:space="preserve"> förekommer över hela Sverige på gammal hård ved, huvudsakligen på tall men i södra Sverige även på ek. Veden utgörs framförallt av grova stubbar, lågor och grenar. Substratet har blivit sällsyntare och nybildning av substrat sker bara i begränsad omfattning. Arten hotas av att grova lågor blir allt sällsyntare i dagens kulturskogar samt att nybildningen av lämpliga substrat går mycket långsamt. En riklig tillgång på gamla tall- eller eklågor måste säkerställas på artens lokaler. Dvärgbägarlav är typisk art för </w:t>
+      </w:r>
+      <w:r>
+        <w:rPr>
+          <w:i/>
+        </w:rPr>
+        <w:t>9010 Taiga</w:t>
+      </w:r>
+      <w:r>
+        <w:t xml:space="preserve"> (SLU Artdatabanken, 2024; Nitare &amp; Skogsstyrelsen, 2019).</w:t>
+      </w:r>
+    </w:p>
+    <w:p>
+      <w:r>
+        <w:rPr>
+          <w:b/>
+        </w:rPr>
+        <w:t>Kolflarnlav (NT)</w:t>
+      </w:r>
+      <w:r>
+        <w:t xml:space="preserve"> är brandberoende och växer nästan uteslutande på kolad hård kärnved av tall. Etableringen verkar ske först 100–300 år efter brand och nytt substrat nybildas i mycket begränsad omfattning. Avverkning av tallskog av naturskogskaraktär med spår av återkommande bränder är ett hot och mängden lämplig ved att växa på för arten minskar dels på grund av naturlig nedbrytning men framförallt på grund av att det förstörs i samband med slutavverkningar, gallringar och markberedning. Såväl kolflarnlav som mörk kolflarnlav har glänsande bålfjäll och förekommer främst i tall- och blandbarrskogar av naturskogskaraktär med spår av återkommande bränder. Skogar som dessa hyser höga biologiska värden och bör skyddas. Kolflarnlav är typisk art för </w:t>
+      </w:r>
+      <w:r>
+        <w:rPr>
+          <w:i/>
+        </w:rPr>
+        <w:t>9010 Taiga</w:t>
+      </w:r>
+      <w:r>
+        <w:t xml:space="preserve"> (SLU Artdatabanken, 2024).</w:t>
+      </w:r>
+    </w:p>
+    <w:p>
+      <w:r>
+        <w:rPr>
+          <w:b/>
+        </w:rPr>
+        <w:t>Kortskaftad ärgspik (NT)</w:t>
+      </w:r>
+      <w:r>
+        <w:t xml:space="preserve"> förekommer i barrträdsdominerade skogar och växer nästan uteslutande på tallved. Den föredrar gamla högstubbar i fuktig och halvöppen miljö, t.ex. i myrkanter, sumpskog och brandpräglad skog. Arten indikerar kontinuerlig tillgång till gamla högstubbar i kombination med hög och jämn luftfuktighet. Skogsbruk på lokaler med kortskaftad ärgspik utgör ett hot. På lång sikt bildas färre lämpliga substrat än vad som försvinner. Avverkning av barrträdsdominerade bestånd av naturskogskaraktär utgör ett långsiktigt hot. Naturskogsartade bestånd med riklig förekomst av gamla och grova tallhögstubbar bör undantas från skogsbruk (SLU Artdatabanken, 2024).</w:t>
+      </w:r>
+    </w:p>
+    <w:p>
+      <w:r>
+        <w:rPr>
+          <w:b/>
+        </w:rPr>
         <w:t>Liten svartspik (NT)</w:t>
       </w:r>
       <w:r>
         <w:t xml:space="preserve"> växer på granbark i boreala barrskogar med lång trädkontinuitet och hög luftfuktighet. Orsaken till tillbakagången beror på främst på slutavverkningar av naturskogsartade granskogar. Bestånd med riklig förekomst av liten svartspik bör regelmässigt sparas. Naturhänsyn i samband med slutavverkning måste ske så att man undviker uttorkningseffekter (SLU Artdatabanken, 2024).</w:t>
+      </w:r>
+    </w:p>
+    <w:p>
+      <w:r>
+        <w:rPr>
+          <w:b/>
+        </w:rPr>
+        <w:t xml:space="preserve">Motaggsvamp (NT) </w:t>
+      </w:r>
+      <w:r>
+        <w:t xml:space="preserve">bildar mykorrhiza med tall i tallskog och hittas huvudsakligen i äldre, glesare skogsbestånd och hällmarksimpediment. Arten hotas främst av skogsavverkning och tycks försvinna efter slutavverkning, markberedning och plantering. Motaggsvamp är typisk art för </w:t>
+      </w:r>
+      <w:r>
+        <w:rPr>
+          <w:i/>
+        </w:rPr>
+        <w:t>9010 Taiga</w:t>
+      </w:r>
+      <w:r>
+        <w:t xml:space="preserve"> (SLU Artdatabanken, 2024).</w:t>
+      </w:r>
+    </w:p>
+    <w:p>
+      <w:r>
+        <w:rPr>
+          <w:b/>
+        </w:rPr>
+        <w:t>Mörk kolflarnlav (NT)</w:t>
+      </w:r>
+      <w:r>
+        <w:t xml:space="preserve"> är brandberoende och växer nästan uteslutande på kolad hård kärnved av tall. Arten förekommer främst i glesa, öppna tall- och blandbarrskogar av naturskogskaraktär och etableringen verkar ske sent efter brand, kanske först efter 100–300 år. Mörk kolflarnlav indikerar skog med höga naturvärden och vanligast är att den påträffas på rester av nedbrunna torrakor och högstubbar och lågstubbar som är så grova att hela innandömet är urbränt. Tall- och blandbarrskogar av naturskogskaraktär med spår av återkommande bränder hyser höga biologiska värden och bör skyddas (SLU Artdatabanken, 2024).</w:t>
+      </w:r>
+    </w:p>
+    <w:p>
+      <w:r>
+        <w:rPr>
+          <w:b/>
+        </w:rPr>
+        <w:t>Nötkråka (NT, §4)</w:t>
+      </w:r>
+      <w:r>
+        <w:t xml:space="preserve"> är uppdelad på de två underarterna tjocknäbbad nötkråka (NT) som häckar i mossrik granskog med närbelägna hasselbestånd i södra och mellersta Sverige samt smalnäbbad nötkråka som är specialiserad på sibirisk cembratall i norra Sverige. Minskningstakten, som framför allt rör den tjocknäbbade nötkråkan (NT), har uppgått till 25 (10–40) % under de senaste 15 åren och bedöms vara nära gränsvärdet för sårbar (VU). Minskningen avser förekomstarea, kvalitén på artens habitat (minskad förekomst av hassel och försämrade häckningsmiljöer i barrskog) och antalet reproduktiva individer. Reviren har en storlek på 12–15 hektar och den häckar i mossrik äldre granskog med närbelägna hasselbestånd inom 5–6 km avstånd från häckningsområdet.</w:t>
+      </w:r>
+    </w:p>
+    <w:p>
+      <w:r>
+        <w:t xml:space="preserve">Avverkning, gallring och röjning av såväl granskog i häckningsreviret som hassel i födosöksområdena missgynnar nötkråkan kraftigt och det kan ta åtskilliga decennier innan skogen åter blir lämplig för häckning. För att säkerställa existensen för den tjocknäbbade nötkråkan bör de förekomster av hassel, som nu visat sig tillräckliga för nötkråkan, bevaras. Hasselbuskar bör inte huggas ned i hagmarker eller intill åkrar där nötkråkor födosöker, eftersom dessa fristående buskar ger betydligt mer nötter än hasselbuskar som står i skog. Likaså är bevarande av nuvarande karaktär hos sådan granskog, som nu genom angränsande hasselförekomst visat sig kunna hysa en nötkråkestam, nödvändig. Nötkråka är typisk art för </w:t>
+      </w:r>
+      <w:r>
+        <w:rPr>
+          <w:i/>
+        </w:rPr>
+        <w:t>9010 Taiga</w:t>
+      </w:r>
+      <w:r>
+        <w:t xml:space="preserve"> (SLU Artdatabanken, 2026; Skogsstyrelsen, 2016).</w:t>
+      </w:r>
+    </w:p>
+    <w:p>
+      <w:r>
+        <w:rPr>
+          <w:b/>
+        </w:rPr>
+        <w:t>Talltagel (NT)</w:t>
+      </w:r>
+      <w:r>
+        <w:t xml:space="preserve"> är en boreal art som förekommer på tall i äldre, öppna tallskogar. Den påverkas negativt av brist på kontinuitetsskog och minskningstakten bedöms vara nära gränsvärdet för Sårbar (VU). Talltagel är typisk art för </w:t>
+      </w:r>
+      <w:r>
+        <w:rPr>
+          <w:i/>
+        </w:rPr>
+        <w:t>9010 Taiga</w:t>
+      </w:r>
+      <w:r>
+        <w:t xml:space="preserve"> (SLU Artdatabanken, 2026).</w:t>
+      </w:r>
+    </w:p>
+    <w:p>
+      <w:r>
+        <w:rPr>
+          <w:b/>
+        </w:rPr>
+        <w:t>Talltita (NT, §4)</w:t>
+      </w:r>
+      <w:r>
+        <w:t>, rödlistad som nära hotad och prioriterad art i Skogsvårdslagen, har häckningsrevir i anmälan. Arten har minskat kraftigt de senaste 30 åren och minskningstakten innevarande 10-årsperiod beräknas till 20 (10–30) %. Talltitan är synnerligen trogen sitt cirka 15 hektar stora revir och är beroende av flerskiktade olikåldriga skogar för att kunna föda upp sina ungar. Talltitan försvinner om dess livsmiljö kalavverkas (Eggers &amp; Low, 2014; Ekman, 1979; Griesser et al, 2007; Klein, 2020; Siffczyk et al, 2003; SLU Artdatabanken, 2021).</w:t>
       </w:r>
     </w:p>
     <w:p>
@@ -215,10 +358,10 @@
         <w:rPr>
           <w:b/>
         </w:rPr>
-        <w:t>Violettgrå tagellav (NT)</w:t>
-      </w:r>
-      <w:r>
-        <w:t xml:space="preserve"> växer nästan uteslutande i gamla olikåldriga barrnaturskogar med lång skoglig kontinuitet och är en utmärkt signal på skog med höga naturvärden. Slutavverkning av tidigare aldrig slutavverkad skog (kontinuitetsskog) är det största hotet. Biotopen nyskapas i begränsad omfattning och barrskog äldre än 160 år, där den violettgrå tagellaven huvudsakligen påträffas har minskat med 50% de senaste 50 åren. Lågproduktiv skogsmark där laven förekommer bör undantas från skogsbruk och rika förekomster i äldre granskog bör skyddas. Arten är känslig för uttorkning och det är väsentligt att tillräckligt stora bestånd avsätts. Violettgrå tagellav är typisk art för </w:t>
+        <w:t>Vedskivlav (NT)</w:t>
+      </w:r>
+      <w:r>
+        <w:t xml:space="preserve"> växer på gammal, torr, exponerad, hård kärnved av framförallt tall i naturskogsartade bestånd. Avverkning av tallskog av naturskogskaraktär med spår av återkommande bränder är ett hot. Mängden lämplig ved att växa på för vedskivlav minskar, dels på grund av naturlig nedbrytning men framförallt på grund av att de förstörs i samband med slutavverkningar, gallringar och markberedning. Tall- och blandbarrskogar av naturskogskaraktär med spår av återkommande bränder bör skyddas. Vedskivlav är typisk art för </w:t>
       </w:r>
       <w:r>
         <w:rPr>
@@ -227,6 +370,26 @@
         <w:t>9010 Taiga</w:t>
       </w:r>
       <w:r>
+        <w:t xml:space="preserve"> (SLU Artdatabanken, 2024).</w:t>
+      </w:r>
+    </w:p>
+    <w:p>
+      <w:r>
+        <w:rPr>
+          <w:b/>
+        </w:rPr>
+        <w:t>Violettgrå tagellav (NT)</w:t>
+      </w:r>
+      <w:r>
+        <w:t xml:space="preserve"> växer nästan uteslutande i gamla olikåldriga barrnaturskogar med lång skoglig kontinuitet och är en utmärkt signal på skog med höga naturvärden. Slutavverkning av tidigare aldrig slutavverkad skog (kontinuitetsskog) är det största hotet. Biotopen nyskapas i begränsad omfattning och barrskog äldre än 160 år, där den violettgrå tagellaven huvudsakligen påträffas har minskat med 50% de senaste 50 åren. Lågproduktiv skogsmark där laven förekommer bör undantas från skogsbruk och rika förekomster i äldre granskog bör skyddas. Arten är känslig för uttorkning och det är väsentligt att tillräckligt stora bestånd avsätts. Violettgrå tagellav är typisk art för </w:t>
+      </w:r>
+      <w:r>
+        <w:rPr>
+          <w:i/>
+        </w:rPr>
+        <w:t>9010 Taiga</w:t>
+      </w:r>
+      <w:r>
         <w:t xml:space="preserve"> (SLU Artdatabanken, 2024; Nitare &amp; Skogsstyrelsen, 2019).</w:t>
       </w:r>
     </w:p>
@@ -239,6 +402,104 @@
       </w:r>
       <w:r>
         <w:t xml:space="preserve"> växer nästan uteslutande på bark av gamla, senvuxna granar i skuggiga lägen med hög och jämn luftfuktighet. Den vanligaste naturtypen för arten är kontinuitetsskogar på frisk mark men den finns också i sumpgranskogar. På lång sikt utgör avverkningar av olikåldriga granskogar av naturskogskaraktär ett allvarligt hot mot arten och skogsbruksåtgärder på eller i närheten av växtplatserna bör undvikas. Naturskogsartade, fuktiga granskogar med förekomster av arten signalerar höga biologiska värden och bör bevaras (SLU Artdatabanken, 2024; Nitare &amp; Skogsstyrelsen, 2019).</w:t>
+      </w:r>
+    </w:p>
+    <w:p>
+      <w:r>
+        <w:rPr>
+          <w:b/>
+        </w:rPr>
+        <w:t>Mindre märgborre</w:t>
+      </w:r>
+      <w:r>
+        <w:t xml:space="preserve"> är en signalart för tallskog med höga naturvärden och betraktas tillsammans med skarptandad barkborre som nyckelarter för ett antal sällsynta åtgärdsprogramsarter som är beroende av deras gångsystem. Bland dessa kan nämnas avlång barkborre (VU), </w:t>
+      </w:r>
+      <w:r>
+        <w:rPr>
+          <w:i/>
+        </w:rPr>
+        <w:t>Corticeus longulus</w:t>
+      </w:r>
+      <w:r>
+        <w:t xml:space="preserve"> (VU), tallgångbagge (VU), cholodkovskys bastborre (NT) och tallbarksvartbagge (NT). Den mindre märgborrens måsvingeliknande gnaggångar är lätta att känna igen och hittas ofta på grova tallgrenar på marken. Rika förekomster av främst mindre märgborre men även skarptandad barkborre är en signal för artrikedom och inventeringar har visat att det är i skogar med en naturlig självgallring som det skapas förutsättningar för dessa arter samt de efterföljande åtgärdsprogramsarterna. Tallskogar med stark förekomst av mindre märgborre och skarptandad barkborre bör avsättas som reservat. Generellt bör hänsyn tas vid slutavverkning av talldominerad skog så att avverkningsrester som gren- och toppdelar lämnas. Mindre märgborre är typisk art för </w:t>
+      </w:r>
+      <w:r>
+        <w:rPr>
+          <w:i/>
+        </w:rPr>
+        <w:t>9060 Åsbarrskog</w:t>
+      </w:r>
+      <w:r>
+        <w:t xml:space="preserve"> (SLU Artdatabanken, 2026; Pettersson, 2014; Hedgren, 2012; Gunnarsson m fl., 1999).</w:t>
+      </w:r>
+    </w:p>
+    <w:p>
+      <w:r>
+        <w:rPr>
+          <w:b/>
+        </w:rPr>
+        <w:t xml:space="preserve">Vedticka </w:t>
+      </w:r>
+      <w:r>
+        <w:t xml:space="preserve">är en bra signalart söder om den naturliga norrlandsgränsen. Den är huvudsakligen knuten till äldre barrskogar där det föreligger långvarig kontinuitet av död barrved. Vedticka är typisk art för </w:t>
+      </w:r>
+      <w:r>
+        <w:rPr>
+          <w:i/>
+        </w:rPr>
+        <w:t xml:space="preserve">9010 Taiga </w:t>
+      </w:r>
+      <w:r>
+        <w:t>(Nitare &amp; Skogsstyrelsen, 2019; SLU Artdatabanken, 2025).</w:t>
+      </w:r>
+    </w:p>
+    <w:p>
+      <w:r>
+        <w:rPr>
+          <w:b/>
+        </w:rPr>
+        <w:t>Spillkråka (§4)</w:t>
+      </w:r>
+      <w:r>
+        <w:t xml:space="preserve"> omfattas av bilaga 1 i EU:s fågeldirektiv och är typisk art för </w:t>
+      </w:r>
+      <w:r>
+        <w:rPr>
+          <w:i/>
+        </w:rPr>
+        <w:t xml:space="preserve">9010 Taiga </w:t>
+      </w:r>
+      <w:r>
+        <w:t>och</w:t>
+      </w:r>
+      <w:r>
+        <w:rPr>
+          <w:i/>
+        </w:rPr>
+        <w:t xml:space="preserve"> 9740 Skogsbevuxen myr</w:t>
+      </w:r>
+      <w:r>
+        <w:t>. Den behöver grova träd, främst tall, asp och bok som boträd. Skogsbruk med korta omloppstider och täta, homogena ungskogar utgör det största hotet. Spillkråka är en nyckelart i skogliga miljöer vars övergivna bohål utnyttjas av flera andra hålhäckande fågelarter och fladdermöss, däribland pärluggla (EN, §4), knipa (§4), salskrake (§4) och skogsduva (§4). Hökuggla (VU, §4) och slaguggla (§4) häckar ofta i högstubbar som brutits av i höjd med ett gammalt spillkråkebo (SLU Artdatabanken, 2026; Skogsstyrelsen, 2016).</w:t>
+      </w:r>
+    </w:p>
+    <w:p>
+      <w:r>
+        <w:rPr>
+          <w:b/>
+        </w:rPr>
+        <w:t xml:space="preserve">Sälg </w:t>
+      </w:r>
+      <w:r>
+        <w:t xml:space="preserve">är typisk art för </w:t>
+      </w:r>
+      <w:r>
+        <w:rPr>
+          <w:i/>
+        </w:rPr>
+        <w:t xml:space="preserve">9040 Fjällbjörkskog </w:t>
+      </w:r>
+      <w:r>
+        <w:t>(SLU Artdatabanken, 2025).</w:t>
       </w:r>
     </w:p>
     <w:p>
@@ -264,6 +525,78 @@
       </w:r>
     </w:p>
     <w:p>
+      <w:pPr>
+        <w:pStyle w:val="Heading1"/>
+      </w:pPr>
+      <w:r>
+        <w:t>Typiska arter och EU:s art- och habitatdirektiv</w:t>
+      </w:r>
+    </w:p>
+    <w:p>
+      <w:r>
+        <w:t>Typiska arter används för att lokalisera områden med gynnsam bevarandestatus för de naturtyper som är listade i EU:s art- och habitatdirektiv. Ett exempel är Västlig taiga (EU-kod 9010) som saknar gynnsam bevarandestatus och minskar starkt som naturtyp i Sverige. Naturvårdsverket skriver i sin vägledning för Västlig taiga att dylika miljöer förutsätter normalt att skogarna skyddas långsiktigt, eftersom skogsbruk inte är förenligt med bevarande av naturtypen i gynnsamt tillstånd (Naturvårdsverket, 2011).</w:t>
+      </w:r>
+    </w:p>
+    <w:p>
+      <w:r>
+        <w:t>Följande typiska arter har sina livsmiljöer och växtplatser i den avverkningsanmälda skogen: garnlav (VU, T), dvärgbägarlav (NT, T), kolflarnlav (NT, T), motaggsvamp (NT, T), nötkråka (NT, T, §4), talltagel (NT, T), tretåig hackspett (NT, T, §4), vedskivlav (NT, T), violettgrå tagellav (NT, T), mindre märgborre (S, T), vedticka (S, T), spillkråka (T, §4) och sälg (T).</w:t>
+      </w:r>
+    </w:p>
+    <w:p>
+      <w:r>
+        <w:t>Enligt Sveriges Artikel 17 rapportering 2013 och 2019 till EU, har naturtypen Västlig taiga (9010) dålig bevarandestatus med negativ trend inom Sveriges boreala region. Skogsbruksåtgärder som avverkning, röjning och gallring pekas ut som några av de främst bidragande orsakerna till naturtypens dåliga status och negativa trend (SLU Artdatabanken, 2019). I EU:s uppföljning av tillståndet för naturtyperna i Skandinavien 2013 – 2018 framgår det att i den boreala regionen är tillståndet så dåligt för Västlig taiga (9010) att habitatet löper allvarlig risk att försvinna regionalt (EEA, 2022). Det allvarliga läget för den biologiska mångfalden i skogen framhålls även i Skogsstyren rapport 2026/07:</w:t>
+      </w:r>
+    </w:p>
+    <w:p>
+      <w:r>
+        <w:rPr>
+          <w:i/>
+        </w:rPr>
+        <w:t>"All avverkning av kända skogliga värdekärnor och sannolika kontinuitetsskogar behöver upphöra för att fylla bristen om 1,56 miljoner hektar bevarad livsmiljötyp. På grund av begränsade kvarvarande arealer av värdekärnor, naturskogar och kontinuitetsskogar leder fortsatt förlust av dessa till en påtaglig risk för långsiktigt negativa effekter för biologisk mångfald i skogslandskapet. Att de återstående arealerna bevaras och ges ett långsiktigt skydd bedöms därför vara av avgörande betydelse."</w:t>
+      </w:r>
+      <w:r>
+        <w:t xml:space="preserve"> (Skogsstyrelsen, 2026).</w:t>
+      </w:r>
+    </w:p>
+    <w:p>
+      <w:r>
+        <w:t>Trots detta har statusen för Västlig taiga ändrats till otillräcklig i stället för dålig i den senaste Artikel 17 rapporteringen 2025. Av Naturvårdsverkets rapport framgår det dock att de ändrade statusbedömningarna jämfört med rapporteringen 2019 inte beror på faktiska miljöförändringar. Ändringarna är av teknisk karaktär och främst en följd av resultaten från genomförda regeringsuppdrag och beslut inför rapporteringen 2025. Det är alltså politisk styrning i stället för faktiska förhållanden i naturen som ändrat på naturtypernas status i rapporteringen, vilket rimmar dåligt med såväl art- och habitatdirektivets syften och mål som med naturrestaureringsförordningen. I praktiken har dock Sveriges nya sätt att rapportera bevarandestatus till EU inte någon betydelse eftersom Naturvårdsverkets rapportering 2025 visar att Västlig taiga</w:t>
+      </w:r>
+      <w:r>
+        <w:rPr>
+          <w:b/>
+        </w:rPr>
+        <w:t xml:space="preserve"> </w:t>
+      </w:r>
+      <w:r>
+        <w:t>inte har gynnsam bevarandestatus.</w:t>
+      </w:r>
+    </w:p>
+    <w:p>
+      <w:r>
+        <w:t>Åtgärder som vidtas i enlighet med art- och habitatdirektivet ska enligt Artikel 2 syfta till att bibehålla eller återställa en gynnsam bevarandestatus hos livsmiljöer samt arter och vilda djur och växter av gemenskapsintresse. Enligt prejudikat från EU-domstolen ska en skogsbruksverksamhet utföras på ett sådant sätt som utgör ett förebyggande och hållbart skogsbruk för att betraktas som förenlig med bevarandekraven i direktivet (se EU-domstolens dom i de förenade målen C 473-19 och C 474-19).</w:t>
+      </w:r>
+    </w:p>
+    <w:p>
+      <w:r>
+        <w:t xml:space="preserve">Av artikel 1.e samma direktiv framgår att en livsmiljös bevarandestatus anses " gynnsam" när — dess naturliga utbredningsområde och de ytor den täcker inom detta område är stabila eller ökande, och — den särskilda struktur och de särskilda funktioner som är nödvändiga för att den skall kunna bibehållas på lång sikt finns, och sannolikt kommer att finnas under en överskådlig framtid, och — bevarandestatusen hos dess </w:t>
+      </w:r>
+      <w:r>
+        <w:rPr>
+          <w:b/>
+        </w:rPr>
+        <w:t>typiska arter</w:t>
+      </w:r>
+      <w:r>
+        <w:t xml:space="preserve"> är gynnsam enligt definitionen i artikel 1.i.</w:t>
+      </w:r>
+    </w:p>
+    <w:p>
+      <w:r>
+        <w:t>EU-direktiv är bindande för EU:s medlemsländer varvid det ankommer på Skogsstyrelsen som nationell tillsynsmyndighet att beakta syftet med EU:s art- och habitatdirektiv vid prövningen av en skogsbruksverksamhet, se Rådets direktiv 92/43/EEG. Se ytterligare information om EU:s livsmiljödirektiv i bilaga 2.</w:t>
+      </w:r>
+    </w:p>
+    <w:p>
       <w:r>
         <w:br w:type="page"/>
       </w:r>
@@ -273,7 +606,9 @@
         <w:pStyle w:val="Title"/>
       </w:pPr>
       <w:r>
-        <w:t>BILAGA 1 – Fridlysta arter</w:t>
+        <w:t>BILAGA 1 –</w:t>
+        <w:br/>
+        <w:t>Fridlysta och rödlistade arter</w:t>
       </w:r>
     </w:p>
     <w:p>
@@ -281,69 +616,27 @@
         <w:pStyle w:val="Heading1"/>
       </w:pPr>
       <w:r>
-        <w:t>Tretåig hackspett – ekologi samt krav på livsmiljön</w:t>
+        <w:t>Talltita – ekologi samt krav på livsmiljön</w:t>
       </w:r>
     </w:p>
     <w:p>
       <w:r>
-        <w:t xml:space="preserve">Tretåig hackspett (NT) är fridlyst enligt §4 Artskyddsförordningen och finns med som prioriterad art i Skogsstyrelsen vägledning för skogsbruket (bilaga 4 till SVL). I vägledningen står bland annat att: </w:t>
-      </w:r>
-      <w:r>
-        <w:rPr>
-          <w:i/>
-        </w:rPr>
-        <w:t xml:space="preserve">“Tretåig hackspett har stora arealkrav och höga krav på sin livsmiljö. Omdaningen av naturskogar till kulturskogar medför en förlust av viktiga miljöer, något som förstärks av ökad fragmentering till följd av avverkningar.” </w:t>
-      </w:r>
-      <w:r>
-        <w:t xml:space="preserve">Vidare att: </w:t>
-      </w:r>
-      <w:r>
-        <w:rPr>
-          <w:i/>
-        </w:rPr>
-        <w:t>“Områden med dokumenterad permanent förekomst i naturskogsmiljöer har vanligen så stora naturvärden att skogsbruk är olämpligt”</w:t>
-      </w:r>
-      <w:r>
-        <w:t xml:space="preserve"> (SLU Artdatabanken, 2024; Skogsstyrelsen, 2016)</w:t>
-      </w:r>
-      <w:r>
-        <w:rPr>
-          <w:i/>
-        </w:rPr>
-        <w:t>.</w:t>
+        <w:t>Talltita är rödlistad som NT, fridlyst och prioriterad art i Skogsvårdslagen. Den omfattas av EU:s fågeldirektiv. Arten har minskat kraftigt de senaste 30 åren och minskningstakten innevarande 10-årsperiod beräknas till 20 (10–30) % (SLU Artdatabanken, 2022).</w:t>
       </w:r>
     </w:p>
     <w:p>
       <w:r>
-        <w:t>Tretåig hackspett är beroende av större sammanhängande naturskogar med kontinuerlig tillgång och nybildning av död ved och fragmentering av livsmiljöerna utgör ett stort hot mot arten (se exempelvis Stachura-Skierczynska et al., 2009; Wesolowski et al., 2005; Butler et al., 2004; Pakkala et al., 2002; Amcoff et al., 1996; Virkkala, 1991). Det finns studier som visar att naturskogens självgallringsprocess som den tretåiga hackspetten är beroende av, inte kan ersättas med efterlämnad hänsyn i skogsbruket (Imbeau &amp; Desrochers, 2002).</w:t>
+        <w:t>Talltita föredrar större sammanhängande barrskogar, och finns såväl i tallskog som granskog och i lövblandad barrskog. Skogens struktur är viktig och ska helst vara flerskiktad med riklig underväxt av mindre granar, björk och andra lövträd och buskar. Tillgång på murknande högstubbar är särskilt viktig, eftersom talltitan helst själv hackar ut sitt bohål (SLU Artdatabanken, 2022).</w:t>
       </w:r>
     </w:p>
     <w:p>
       <w:r>
-        <w:t>Permanenta revir av tretåig hackspett karaktäriseras ofta av artens typiska ringformigt ordnade hackmärken på framför allt gamla granar. För att säkerställa att inte revir av tretåig hackspett drabbas av avverkningsplanerna bör en inventering göras i området både under häckningstid och under vintern, då arten utnyttjar betydligt större områden än under sommarens häckningsrevir. Storleken på häckningsreviret varierar med skogstypen, förekomsten av död ved och graden av fragmentering, men är i allmänhet i storleksordningen 25–100 hektar (SLU Artdatabanken, 2024; Skogsstyrelsen, 2016).</w:t>
+        <w:t>Det finns flera studier som visar att talltita är känslig för gallring och inte överlever när dess livsmiljö kalavverkas (Eggers and Low, 2014; Griesser et al., 2007; Klein, 2020). Talltitans revir är förhållandevis stora, 10–20 hektar och arten missgynnas när skogen fragmenteras. Kalavverkning av större delar av reviret innebär att det överges (Artdatabanken, 2021).</w:t>
       </w:r>
     </w:p>
     <w:p>
       <w:r>
-        <w:t xml:space="preserve">Förutom fridlysning enligt §4 Artskyddsförordningen är tretåig hackspett även förtecknad i EU:s fågeldirektiv bilaga 1. Den är typisk art för </w:t>
-      </w:r>
-      <w:r>
-        <w:rPr>
-          <w:i/>
-        </w:rPr>
-        <w:t xml:space="preserve">9010 Taiga, 9740 Skogsbevuxen myr, 9030 Landhöjningsskog </w:t>
-      </w:r>
-      <w:r>
-        <w:t xml:space="preserve">och </w:t>
-      </w:r>
-      <w:r>
-        <w:rPr>
-          <w:i/>
-        </w:rPr>
-        <w:t>9040 Fjällbjörkskog</w:t>
-      </w:r>
-      <w:r>
-        <w:t xml:space="preserve"> samt ingår i Natura 2000 och är förtecknad i Bernkonventionen bilaga II (strikt skyddade djurarter) (SLU Artdatabanken, 2024; Skogsstyrelsen, 2016).</w:t>
+        <w:t>Talltitan är synnerligen trogen sitt revir så länge paret lever och biotopen förblir intakt. Paret stannar i sitt revir året om. En förlust av ett revir har därför en stor inverkan på den lokala populationen och trakthyggesbruket anses vara orsak till den svenska populationens kraftiga minskning. Talltiteparets revirtrohet innebär att närhelst under året man observerar en adult talltita så ingår denna plats i reviret (Siffczyk et al., 2003; Ekman, 1979).</w:t>
       </w:r>
     </w:p>
     <w:p>
@@ -351,6 +644,168 @@
         <w:pStyle w:val="Heading2"/>
       </w:pPr>
       <w:r>
+        <w:t>Referenser – talltita</w:t>
+      </w:r>
+    </w:p>
+    <w:p>
+      <w:r>
+        <w:t xml:space="preserve">Eggers, S., Low, M., 2014. </w:t>
+      </w:r>
+      <w:r>
+        <w:rPr>
+          <w:i/>
+        </w:rPr>
+        <w:t xml:space="preserve">Differential demographic responses of sympatric Parids to vegetation management in boreal forest. </w:t>
+      </w:r>
+      <w:r>
+        <w:t>For. Ecol. Manage. 319, 169–175.</w:t>
+      </w:r>
+    </w:p>
+    <w:p>
+      <w:r>
+        <w:t xml:space="preserve">Ekman, J., 1979. </w:t>
+      </w:r>
+      <w:r>
+        <w:rPr>
+          <w:i/>
+        </w:rPr>
+        <w:t xml:space="preserve">Coherence, composition and territories of winter social groups of the Willow Tit Parus montanus and the Crested Tit P. cristatus. </w:t>
+      </w:r>
+      <w:r>
+        <w:t>Ornis Scandinavica, 10, pp 56–68</w:t>
+      </w:r>
+    </w:p>
+    <w:p>
+      <w:r>
+        <w:t xml:space="preserve">Griesser, M., Nystrand, M., Eggers, S., Ekman, J., 2007. </w:t>
+      </w:r>
+      <w:r>
+        <w:rPr>
+          <w:i/>
+        </w:rPr>
+        <w:t xml:space="preserve">Impact of forestry practices on fitness correlates and population productivity in an open-nesting bird species. </w:t>
+      </w:r>
+      <w:r>
+        <w:t>Conserv. Biol. 21, 767–774. https://doi.org/10.1111/j.1523- 1739.2007.00675.x</w:t>
+      </w:r>
+    </w:p>
+    <w:p>
+      <w:r>
+        <w:t xml:space="preserve">Klein, J., 2020. </w:t>
+      </w:r>
+      <w:r>
+        <w:rPr>
+          <w:i/>
+        </w:rPr>
+        <w:t xml:space="preserve">The forgotten forest – On thinning, retention, and biodiversity in the boreal forest. </w:t>
+      </w:r>
+      <w:r>
+        <w:t>Doctoral Thesis No. 2020:50</w:t>
+      </w:r>
+    </w:p>
+    <w:p>
+      <w:r>
+        <w:t xml:space="preserve">Siffczyk, C., Brotons, L., Kangas, K., Orell, M., 2003. </w:t>
+      </w:r>
+      <w:r>
+        <w:rPr>
+          <w:i/>
+        </w:rPr>
+        <w:t xml:space="preserve">Home range size of willow tits. </w:t>
+      </w:r>
+      <w:r>
+        <w:t>Oecologica, 136, 635–642 (2003)</w:t>
+      </w:r>
+    </w:p>
+    <w:p>
+      <w:r>
+        <w:t xml:space="preserve">SLU Artdatabanken, 2021. </w:t>
+      </w:r>
+      <w:r>
+        <w:rPr>
+          <w:i/>
+        </w:rPr>
+        <w:t xml:space="preserve">Artfaktablad. Naturvård – artfakta. </w:t>
+      </w:r>
+      <w:r>
+        <w:t>SLU Artdatabanken, Uppsala</w:t>
+      </w:r>
+    </w:p>
+    <w:p>
+      <w:pPr>
+        <w:pStyle w:val="Heading1"/>
+      </w:pPr>
+      <w:r>
+        <w:t>Tretåig hackspett – ekologi samt krav på livsmiljön</w:t>
+      </w:r>
+    </w:p>
+    <w:p>
+      <w:r>
+        <w:t xml:space="preserve">Tretåig hackspett (NT) är fridlyst enligt §4 Artskyddsförordningen och finns med som prioriterad art i Skogsstyrelsen vägledning för skogsbruket (bilaga 4 till SVL). I vägledningen står bland annat att: </w:t>
+      </w:r>
+      <w:r>
+        <w:rPr>
+          <w:i/>
+        </w:rPr>
+        <w:t xml:space="preserve">“Tretåig hackspett har stora arealkrav och höga krav på sin livsmiljö. Omdaningen av naturskogar till kulturskogar medför en förlust av viktiga miljöer, något som förstärks av ökad fragmentering till följd av avverkningar.” </w:t>
+      </w:r>
+      <w:r>
+        <w:t xml:space="preserve">Vidare att: </w:t>
+      </w:r>
+      <w:r>
+        <w:rPr>
+          <w:i/>
+        </w:rPr>
+        <w:t>“Områden med dokumenterad permanent förekomst i naturskogsmiljöer har vanligen så stora naturvärden att skogsbruk är olämpligt”</w:t>
+      </w:r>
+      <w:r>
+        <w:t xml:space="preserve"> (SLU Artdatabanken, 2024; Skogsstyrelsen, 2016)</w:t>
+      </w:r>
+      <w:r>
+        <w:rPr>
+          <w:i/>
+        </w:rPr>
+        <w:t>.</w:t>
+      </w:r>
+    </w:p>
+    <w:p>
+      <w:r>
+        <w:t>Tretåig hackspett är beroende av större sammanhängande naturskogar med kontinuerlig tillgång och nybildning av död ved och fragmentering av livsmiljöerna utgör ett stort hot mot arten (se exempelvis Stachura-Skierczynska et al., 2009; Wesolowski et al., 2005; Butler et al., 2004; Pakkala et al., 2002; Amcoff et al., 1996; Virkkala, 1991). Det finns studier som visar att naturskogens självgallringsprocess som den tretåiga hackspetten är beroende av, inte kan ersättas med efterlämnad hänsyn i skogsbruket (Imbeau &amp; Desrochers, 2002).</w:t>
+      </w:r>
+    </w:p>
+    <w:p>
+      <w:r>
+        <w:t>Permanenta revir av tretåig hackspett karaktäriseras ofta av artens typiska ringformigt ordnade hackmärken på framför allt gamla granar. För att säkerställa att inte revir av tretåig hackspett drabbas av avverkningsplanerna bör en inventering göras i området både under häckningstid och under vintern, då arten utnyttjar betydligt större områden än under sommarens häckningsrevir. Storleken på häckningsreviret varierar med skogstypen, förekomsten av död ved och graden av fragmentering, men är i allmänhet i storleksordningen 25–100 hektar (SLU Artdatabanken, 2024; Skogsstyrelsen, 2016).</w:t>
+      </w:r>
+    </w:p>
+    <w:p>
+      <w:r>
+        <w:t xml:space="preserve">Förutom fridlysning enligt §4 Artskyddsförordningen är tretåig hackspett även förtecknad i EU:s fågeldirektiv bilaga 1. Den är typisk art för </w:t>
+      </w:r>
+      <w:r>
+        <w:rPr>
+          <w:i/>
+        </w:rPr>
+        <w:t xml:space="preserve">9010 Taiga, 9740 Skogsbevuxen myr, 9030 Landhöjningsskog </w:t>
+      </w:r>
+      <w:r>
+        <w:t xml:space="preserve">och </w:t>
+      </w:r>
+      <w:r>
+        <w:rPr>
+          <w:i/>
+        </w:rPr>
+        <w:t>9040 Fjällbjörkskog</w:t>
+      </w:r>
+      <w:r>
+        <w:t xml:space="preserve"> samt ingår i Natura 2000 och är förtecknad i Bernkonventionen bilaga II (strikt skyddade djurarter) (SLU Artdatabanken, 2024; Skogsstyrelsen, 2016).</w:t>
+      </w:r>
+    </w:p>
+    <w:p>
+      <w:pPr>
+        <w:pStyle w:val="Heading2"/>
+      </w:pPr>
+      <w:r>
         <w:t>Referenser – tretåig hackspett</w:t>
       </w:r>
     </w:p>
@@ -475,6 +930,520 @@
       </w:r>
       <w:r>
         <w:t>Acta Ornithologica 40(1): 53–60.</w:t>
+      </w:r>
+    </w:p>
+    <w:p>
+      <w:pPr>
+        <w:pStyle w:val="Heading1"/>
+      </w:pPr>
+      <w:r>
+        <w:t>Mindre märgborre – ekologi samt krav på livsmiljön</w:t>
+      </w:r>
+    </w:p>
+    <w:p>
+      <w:r>
+        <w:t xml:space="preserve">Mindre märgborre är en signalart för tallskog med höga naturvärden och kan lätt konstateras genom sina karaktäristiska måsvingeliknande gnagspår som ofta hittas på grova tallgrenar på marken. Mindre märgborre betraktas tillsammans med skarptandad barkborre som nyckelarter, eftersom en rad sällsynta efterföljande arter är beroende av deras gångsystem. Bland dessa kan nämnas åtgärdsprogramsarterna avlång barkborre (VU), </w:t>
+      </w:r>
+      <w:r>
+        <w:rPr>
+          <w:i/>
+        </w:rPr>
+        <w:t>Corticeus longulus</w:t>
+      </w:r>
+      <w:r>
+        <w:t xml:space="preserve"> (VU), tallgångbagge (VU), cholodkovskys bastborre (NT) och tallbarksvartbagge (NT) (Pettersson, 2014; Gunnarsson m fl., 1999).</w:t>
+      </w:r>
+    </w:p>
+    <w:p>
+      <w:r>
+        <w:t>Tallskogar tillhör de livsmiljöer som förändrats i stor skala, där många kvadratmil har omvandlats till unga produktionsskogar. I sådana skogar saknas förutsättningar för de ovannämnda sällsynta barkborrarna och alltmer kunskap tyder på att skogsbrukets omvandling av skogslandskapet, missgynnar åtgärdsprogrammets arter även inne i skyddade områden (Hedgren, 2012; Hedgren m.fl., 2010; Wikars m.fl., 2010; Wikars, 2009). Orsaken är sannolikt att dagens intensiva skogsbruk trivialiserar faunan på nydöda träd. Detta sker genom att generalister förökas upp i sådan grad i den brukade skogen att dessa även kommer att dominera i de för hållandevis små och fragmenterade områden som avsätts för naturvård (Appelqvist, 2005; Janzen, 1983; Ås, 1999).</w:t>
+      </w:r>
+    </w:p>
+    <w:p>
+      <w:r>
+        <w:t>Ett tydligt exempel på en generalist som gynnas av dagens skogsbruk är större märgborre på nydöd tall. Denna utvecklas förutom i vindfällen gärna i avverkningsavfall, inklusive avverkningsstubbar och röjningsstammar. Därmed har den större märgborren möjlighet att upprätthålla stora och stabila populationer på huvuddelen av landets skogsmark, vilket leder till en trivialisering av faunan. Större märgborre inverkar sannolikt direkt negativt på arter som tolvtandad barkborre (EN) och avlång barkborre (VU), och indirekt på de som är gynnade av blånadssvampar, dvs. följearter till framförallt mindre märgborre och skarptandad barkborre. De barkborrar som missgynnas av större märgborre är i mycket högre grad gynnade av tallar som dör genom självgallring, dvs. i normalfallet skog som inte används till skogsproduktion (Pettersson, 2014; Wikars, skriftl.).</w:t>
+      </w:r>
+    </w:p>
+    <w:p>
+      <w:r>
+        <w:t xml:space="preserve">Rika förekomster av främst mindre märgborre men även skarptandad barkborre är en signal för artrikedom och inventeringar har visat att det är i skogar med en naturlig självgallring som det skapas förutsättningar för dessa arter samt de efterföljande åtgärdsprogramsarterna (Pettersson, 2014; Hedgren, 2012). Tallskogar med stark förekomst av mindre märgborre och skarptandad barkborre bör avsättas som reservat. Generellt bör hänsyn tas vid slutavverkning av talldominerad skog så att avverkningsrester som gren- och toppdelar (s.k. GROT) lämnas. Mindre märgborre är typisk art för </w:t>
+      </w:r>
+      <w:r>
+        <w:rPr>
+          <w:i/>
+        </w:rPr>
+        <w:t>9060 Åsbarrskog</w:t>
+      </w:r>
+      <w:r>
+        <w:t xml:space="preserve"> (Pettersson, 2014; SLU Artdatabanken, 2026).</w:t>
+      </w:r>
+    </w:p>
+    <w:p>
+      <w:pPr>
+        <w:pStyle w:val="Heading2"/>
+      </w:pPr>
+      <w:r>
+        <w:t>Referenser – mindre märgborre</w:t>
+      </w:r>
+    </w:p>
+    <w:p>
+      <w:r>
+        <w:t xml:space="preserve">Appelqvist, T., 2005. </w:t>
+      </w:r>
+      <w:r>
+        <w:rPr>
+          <w:i/>
+        </w:rPr>
+        <w:t>Naturvårdsbiologisk forskning. Underlag för områdesskydd i landskapet.</w:t>
+      </w:r>
+      <w:r>
+        <w:t xml:space="preserve"> Naturvårdsverket, Rapport 5452.</w:t>
+      </w:r>
+    </w:p>
+    <w:p>
+      <w:r>
+        <w:t xml:space="preserve">Gunnarsson, B., Pettersson, R. B., Hake, M. och Hultengren, S. &amp; Sjöberg, K., 1999. </w:t>
+      </w:r>
+      <w:r>
+        <w:rPr>
+          <w:i/>
+        </w:rPr>
+        <w:t xml:space="preserve">Spindlar och skalbaggar som indikatorer i barrskog. </w:t>
+      </w:r>
+      <w:r>
+        <w:t>Skog &amp; Forskning, Nr. 2/99, s. 46–51.</w:t>
+      </w:r>
+    </w:p>
+    <w:p>
+      <w:r>
+        <w:t xml:space="preserve">Hedgren, O., 2012. </w:t>
+      </w:r>
+      <w:r>
+        <w:rPr>
+          <w:i/>
+        </w:rPr>
+        <w:t>Hotade insekter på tallved i Dalarna.</w:t>
+      </w:r>
+      <w:r>
+        <w:t xml:space="preserve"> Länsstyrelsen Dalarna, Naturvårdsenheten. Rapport 2012:16.</w:t>
+      </w:r>
+    </w:p>
+    <w:p>
+      <w:r>
+        <w:t xml:space="preserve">Hedgren, O. 2010. </w:t>
+      </w:r>
+      <w:r>
+        <w:rPr>
+          <w:i/>
+        </w:rPr>
+        <w:t>Vedinsekter i tallskog och på brandfält i Värmland.</w:t>
+      </w:r>
+      <w:r>
+        <w:t xml:space="preserve"> Länsstyrelsen Värmland, Stencil, 39 s.</w:t>
+      </w:r>
+    </w:p>
+    <w:p>
+      <w:r>
+        <w:t xml:space="preserve">Janzen, D. H., 1983. </w:t>
+      </w:r>
+      <w:r>
+        <w:rPr>
+          <w:i/>
+        </w:rPr>
+        <w:t>No park is an island: Increase in interference from outside as park size decreases</w:t>
+      </w:r>
+      <w:r>
+        <w:t>. Oikos 41: 402–410.</w:t>
+      </w:r>
+    </w:p>
+    <w:p>
+      <w:r>
+        <w:t xml:space="preserve">Jonsell, M., Weslien, J. &amp; Ehn ström, B., 1998. </w:t>
+      </w:r>
+      <w:r>
+        <w:rPr>
+          <w:i/>
+        </w:rPr>
+        <w:t>Substrate requirements of red-listed saproxylic invertebrates in Sweden</w:t>
+      </w:r>
+      <w:r>
+        <w:t>. Biodiversity and Conserv. 7: 749–764.</w:t>
+      </w:r>
+    </w:p>
+    <w:p>
+      <w:r>
+        <w:t xml:space="preserve">Pettersson, R. B., 2014). </w:t>
+      </w:r>
+      <w:r>
+        <w:rPr>
+          <w:i/>
+        </w:rPr>
+        <w:t>Åtgärdsprogram för skalbaggar på nyligen död tall, 2014–2018.</w:t>
+      </w:r>
+      <w:r>
+        <w:t xml:space="preserve"> Rapport 6599. Bromma: Naturvårdsverket.</w:t>
+      </w:r>
+    </w:p>
+    <w:p>
+      <w:r>
+        <w:t xml:space="preserve">SLU Artdatabanken, 2026. </w:t>
+      </w:r>
+      <w:r>
+        <w:rPr>
+          <w:i/>
+        </w:rPr>
+        <w:t xml:space="preserve">Artfaktablad. Naturvård – artfakta. </w:t>
+      </w:r>
+      <w:r>
+        <w:t>SLU Artdatabanken, Uppsala.</w:t>
+      </w:r>
+    </w:p>
+    <w:p>
+      <w:r>
+        <w:t xml:space="preserve">Wikars, L.-O., Hansson, J. &amp; Hedgren, O., 2010. </w:t>
+      </w:r>
+      <w:r>
+        <w:rPr>
+          <w:i/>
+        </w:rPr>
+        <w:t>Inventering av vedlevande skalbaggar – tallskogar i Örebro län.</w:t>
+      </w:r>
+      <w:r>
+        <w:t xml:space="preserve"> Länsstyrelsen i Örebro län, publ.nr. 2010:2.</w:t>
+      </w:r>
+    </w:p>
+    <w:p>
+      <w:r>
+        <w:t xml:space="preserve">Wikars, L.-O., 2009. </w:t>
+      </w:r>
+      <w:r>
+        <w:rPr>
+          <w:i/>
+        </w:rPr>
+        <w:t>Vedskalbaggar i Hamra nationalpark, Gävleborgs län.</w:t>
+      </w:r>
+      <w:r>
+        <w:t xml:space="preserve"> Länsstyrelsen Gävleborg, Rapport 2009:14.</w:t>
+      </w:r>
+    </w:p>
+    <w:p>
+      <w:pPr>
+        <w:pStyle w:val="Heading1"/>
+      </w:pPr>
+      <w:r>
+        <w:t>Spillkråka – ekologi samt krav på livsmiljön</w:t>
+      </w:r>
+    </w:p>
+    <w:p>
+      <w:r>
+        <w:t xml:space="preserve">Spillkråka (§4) ingår i bilaga 1 EU:s fågeldirektiv och är typisk art för </w:t>
+      </w:r>
+      <w:r>
+        <w:rPr>
+          <w:i/>
+        </w:rPr>
+        <w:t xml:space="preserve">9010 Taiga </w:t>
+      </w:r>
+      <w:r>
+        <w:t>och</w:t>
+      </w:r>
+      <w:r>
+        <w:rPr>
+          <w:i/>
+        </w:rPr>
+        <w:t xml:space="preserve"> 9740 Skogsbevuxen myr</w:t>
+      </w:r>
+      <w:r>
+        <w:t>. Den lever i både barr- och blandskog liksom i ren lövskog. De tätaste populationerna tenderar att finnas i äldre, variationsrik blandskog med gott om död ved och gamla träd. Varje par utnyttjar 400–1000 hektar skog beroende på skogens kvalitet. Skogsbruk med korta omloppstider och täta, homogena ungskogar utgör det största hotet (SLU Artdatabanken, 2026).</w:t>
+      </w:r>
+    </w:p>
+    <w:p>
+      <w:r>
+        <w:t>Spillkråka är en nyckelart i skogliga miljöer vars övergivna bohål utnyttjas av flera andra hålhäckande fågelarter och fladdermöss, däribland pärluggla (EN, §4), knipa (§4), salskrake (§4) och skogsduva (§4). Hökuggla (VU, §4) och slaguggla (§4) häckar ofta i högstubbar som brutits av i höjd med ett gammalt spillkråkebo (Skogsstyrelsen, 2016).</w:t>
+      </w:r>
+    </w:p>
+    <w:p>
+      <w:pPr>
+        <w:pStyle w:val="Heading2"/>
+      </w:pPr>
+      <w:r>
+        <w:t>Referenser – spillkråka</w:t>
+      </w:r>
+    </w:p>
+    <w:p>
+      <w:r>
+        <w:t xml:space="preserve">Skogsstyrelsen, 2016. </w:t>
+      </w:r>
+      <w:r>
+        <w:rPr>
+          <w:i/>
+        </w:rPr>
+        <w:t xml:space="preserve">Vägledning för hänsyn till spillkråka. </w:t>
+      </w:r>
+      <w:r>
+        <w:t>Vägledningar och kunskapsstöd artskydd – Skogsstyrelsen.</w:t>
+      </w:r>
+    </w:p>
+    <w:p>
+      <w:r>
+        <w:t xml:space="preserve">SLU Artdatabanken, 2026. </w:t>
+      </w:r>
+      <w:r>
+        <w:rPr>
+          <w:i/>
+        </w:rPr>
+        <w:t xml:space="preserve">Artfaktablad. Naturvård – artfakta. </w:t>
+      </w:r>
+      <w:r>
+        <w:t>SLU Artdatabanken, Uppsala.</w:t>
+      </w:r>
+    </w:p>
+    <w:p>
+      <w:r>
+        <w:br w:type="page"/>
+      </w:r>
+    </w:p>
+    <w:p>
+      <w:pPr>
+        <w:pStyle w:val="Title"/>
+      </w:pPr>
+      <w:r>
+        <w:t>BILAGA 2 – EU:s art- och habitatdirektiv, fågeldirektiv och naturrestaureringsförordning</w:t>
+      </w:r>
+    </w:p>
+    <w:p>
+      <w:pPr>
+        <w:pStyle w:val="Heading2"/>
+      </w:pPr>
+      <w:r>
+        <w:t>Förenlighet med EU-direktiv</w:t>
+      </w:r>
+    </w:p>
+    <w:p>
+      <w:r>
+        <w:t>EU-direktiv är bindande för EU:s medlemsländer varvid det ankommer på Skogsstyrelsen som nationell tillsynsmyndighet att beakta syftet med EU:s art- och habitatdirektiv respektive fågeldirektiv vid prövningen av en skogsbruksverksamhet, se Rådets direktiv 92/43/EEG samt 2009/147/EG. Nationella regler som omfattas av ett EU-direktiv ska enligt fast rättspraxis tolkas i enlighet med direktivet, vilket medför en skyldighet för myndigheten att tolka bestämmelser i nationell rätt i ljuset av direktivets ordalydelse, sammanhang och de mål som eftersträvas med direktivet (se EU-domstolens dom i mål C 477/19).</w:t>
+      </w:r>
+    </w:p>
+    <w:p>
+      <w:r>
+        <w:t>EU:s medlemsstater åläggs i Artikel 3 i fågeldirektivet generella skyldigheter avseende skydd, bevarande och återställande av tillräckligt stora och varierande livsmiljöer för de fågelarter som omfattas av direktivet. Medlemsstaterna ska vidta de åtgärder som är nödvändiga för att bibehålla populationen av fågelarterna på en nivå som svarar särskilt mot ekologiska, vetenskapliga och kulturella behov, eller återupprätta populationen av dessa arter till en sådan nivå (se Europaparlamentets och rådets direktiv 2009/147/EG).</w:t>
+      </w:r>
+    </w:p>
+    <w:p>
+      <w:r>
+        <w:t>Åtgärder som vidtas i enlighet med art- och habitatdirektivet (92/43/EEG) ska enligt Artikel 2 syfta till att bibehålla eller återställa en gynnsam bevarandestatus hos livsmiljöer samt arter och vilda djur och växter av gemenskapsintresse. Enligt prejudikat från EU-domstolen ska en skogsbruksverksamhet utföras på ett sådant sätt som utgör ett förebyggande och hållbart skogsbruk för att betraktas som förenlig med bevarandekraven i direktivet (se EU-domstolens dom i de förenade målen C 473-19 och C 474-19).</w:t>
+      </w:r>
+    </w:p>
+    <w:p>
+      <w:r>
+        <w:t xml:space="preserve">Av artikel 1.e samma direktiv framgår att en livsmiljös bevarandestatus anses " gynnsam" när — dess naturliga utbredningsområde och de ytor den täcker inom detta område är stabila eller ökande, och — den särskilda struktur och de särskilda funktioner som är nödvändiga för att den skall kunna bibehållas på lång sikt finns, och sannolikt kommer att finnas under en överskådlig framtid, och — bevarandestatusen hos dess </w:t>
+      </w:r>
+      <w:r>
+        <w:rPr>
+          <w:b/>
+        </w:rPr>
+        <w:t>typiska arter</w:t>
+      </w:r>
+      <w:r>
+        <w:t xml:space="preserve"> är gynnsam enligt definitionen i artikel 1.i. Typiska arter används för att lokalisera områden med gynnsam bevarandestatus för de naturtyper som ingår i EU:s art- och habitatdirektiv.</w:t>
+      </w:r>
+    </w:p>
+    <w:p>
+      <w:r>
+        <w:t>Västlig taiga (EU-kod 9010) saknar gynnsam bevarandestatus och minskar starkt som naturtyp i Sverige. Naturvårdsverket skriver i sin vägledning för västlig taiga att dylika miljöer förutsätter normalt att skogarna skyddas långsiktigt, eftersom skogsbruk inte är förenligt med bevarande av naturtypen i gynnsamt tillstånd (Naturvårdsverket, 2011). Enligt Sveriges Artikel 17 rapportering 2013 och 2019 till EU, har naturtypen Västlig taiga (9010) dålig bevarandestatus med negativ trend inom Sveriges boreala region. Skogsbruksåtgärder som avverkning, röjning och gallring pekas ut som några av de främst bidragande orsakerna till naturtypens dåliga status och negativa trend (SLU Artdatabanken, 2019). I EU:s uppföljning av tillståndet för naturtyperna i Skandinavien 2013 – 2018 framgår det att i den boreala regionen är tillståndet så dåligt för Västlig taiga (9010) att habitatet löper allvarlig risk att försvinna regionalt (EEA, 2022). Det allvarliga läget för den biologiska mångfalden i skogen framhålls även i Skogsstyren rapport 2026/07:</w:t>
+      </w:r>
+    </w:p>
+    <w:p>
+      <w:r>
+        <w:rPr>
+          <w:i/>
+        </w:rPr>
+        <w:t>"All avverkning av kända skogliga värdekärnor och sannolika kontinuitetsskogar behöver upphöra för att fylla bristen om 1,56 miljoner hektar bevarad livsmiljötyp. På grund av begränsade kvarvarande arealer av värdekärnor, naturskogar och kontinuitetsskogar leder fortsatt förlust av dessa till en påtaglig risk för långsiktigt negativa effekter för biologisk mångfald i skogslandskapet. Att de återstående arealerna bevaras och ges ett långsiktigt skydd bedöms därför vara av avgörande betydelse."</w:t>
+      </w:r>
+      <w:r>
+        <w:t xml:space="preserve"> (Skogsstyrelsen, 2026).</w:t>
+      </w:r>
+    </w:p>
+    <w:p>
+      <w:pPr>
+        <w:pStyle w:val="Caption"/>
+      </w:pPr>
+      <w:r>
+        <w:drawing>
+          <wp:inline xmlns:a="http://schemas.openxmlformats.org/drawingml/2006/main" xmlns:pic="http://schemas.openxmlformats.org/drawingml/2006/picture">
+            <wp:extent cx="5486400" cy="2905862"/>
+            <wp:docPr id="2" name="Picture 2"/>
+            <wp:cNvGraphicFramePr>
+              <a:graphicFrameLocks noChangeAspect="1"/>
+            </wp:cNvGraphicFramePr>
+            <a:graphic>
+              <a:graphicData uri="http://schemas.openxmlformats.org/drawingml/2006/picture">
+                <pic:pic>
+                  <pic:nvPicPr>
+                    <pic:cNvPr id="0" name="uppföljning av västlig taiga.jpeg"/>
+                    <pic:cNvPicPr/>
+                  </pic:nvPicPr>
+                  <pic:blipFill>
+                    <a:blip r:embed="rId17"/>
+                    <a:stretch>
+                      <a:fillRect/>
+                    </a:stretch>
+                  </pic:blipFill>
+                  <pic:spPr>
+                    <a:xfrm>
+                      <a:off x="0" y="0"/>
+                      <a:ext cx="5486400" cy="2905862"/>
+                    </a:xfrm>
+                    <a:prstGeom prst="rect"/>
+                  </pic:spPr>
+                </pic:pic>
+              </a:graphicData>
+            </a:graphic>
+          </wp:inline>
+        </w:drawing>
+      </w:r>
+    </w:p>
+    <w:p>
+      <w:pPr>
+        <w:pStyle w:val="Caption"/>
+      </w:pPr>
+      <w:r>
+        <w:t>EU:s uppföljning av tillståndet för naturtypen Västlig taiga 9010 i Skandinavien 2013 - 2018. Av kartan framgår det att i den boreala regionen är tillståndet så dåligt (röd färg) att habitatet löper allvarlig risk att försvinna regionalt. Källa: European Environment Agency. https:// eunis.eea.europoa.eu/habitats/10176.</w:t>
+      </w:r>
+    </w:p>
+    <w:p>
+      <w:r>
+        <w:t>Trots det allvarliga läget har statusen för Västlig taiga ändrats till otillräcklig i stället för dålig i den senaste Artikel 17 rapporteringen 2025. Av Naturvårdsverkets rapport framgår det dock att de ändrade statusbedömningarna jämfört med rapporteringen 2019 inte beror på faktiska miljöförändringar. Ändringarna är av teknisk karaktär och främst en följd av resultaten från genomförda regeringsuppdrag och beslut inför rapporteringen 2025. Det är alltså politisk styrning i stället för faktiska förhållanden i naturen som ändrat på naturtypernas status i rapporteringen, vilket rimmar dåligt med såväl art- och habitatdirektivets syften och mål som med naturrestaureringsförordningen. I praktiken har dock Sveriges nya sätt att rapportera bevarandestatus till EU inte någon betydelse eftersom Naturvårdsverkets rapportering 2025 visar att Västlig taiga inte har gynnsam bevarandestatus.</w:t>
+      </w:r>
+    </w:p>
+    <w:p>
+      <w:pPr>
+        <w:pStyle w:val="Heading2"/>
+      </w:pPr>
+      <w:r>
+        <w:t>EU:s naturrestaureringsförordning</w:t>
+      </w:r>
+    </w:p>
+    <w:p>
+      <w:r>
+        <w:t>Enligt EU:s naturrestaureringsförordning (EU 2024/1991) ska minst 20 % av landområden och minst 20 % av havsarealen vara restaurerad senast 2030, samt alla ekosystem som är i behov av restaurering senast 2050. Det framgår också av förordningen att det är viktigt att livsmiljötyperna inte försämras innan eller efter att restaureringar genomförts, se exempelvis punkt 37 förordningen.</w:t>
+      </w:r>
+    </w:p>
+    <w:p>
+      <w:r>
+        <w:t>”</w:t>
+      </w:r>
+      <w:r>
+        <w:rPr>
+          <w:i/>
+        </w:rPr>
+        <w:t>Det är viktigt att medlemsstaterna vidtar åtgärder som syftar till att säkerställa att tillståndet för områden som täcks av livsmiljötyper som omfattas av denna förordning och som omfattas av restaureringsåtgärder uppvisar en kontinuerlig förbättring till dess att de uppnår ett gott tillstånd, och att medlemsstaterna vidtar åtgärder som syftar till att säkerställa att dessa livsmiljötyper, när de har uppnått ett gott tillstånd, inte försämras avsevärt, så att det långsiktiga bibehållandet eller uppnåendet av gott tillstånd inte äventyras. (..) Det är också viktigt att medlemsstaterna anstränger sig för att förhindra avsevärd försämring av områden som täcks av sådana livsmiljötyper som antingen redan är i gott skick eller som inte är i gott skick men ännu inte omfattas av restaureringsåtgärder.”</w:t>
+      </w:r>
+    </w:p>
+    <w:p>
+      <w:r>
+        <w:rPr>
+          <w:b/>
+          <w:i/>
+        </w:rPr>
+        <w:t>Artikel 4(12):</w:t>
+      </w:r>
+    </w:p>
+    <w:p>
+      <w:r>
+        <w:rPr>
+          <w:i/>
+        </w:rPr>
+        <w:t>Utan att det påverkar tillämpningen av direktiv 92/43/EEG ska medlemsstaterna, senast den dag då deras nationella restaureringsplaner offentliggörs i enlighet med artikel 17.6 i denna förordning, eftersträva att genomföra de åtgärder som krävs för att förhindra avsevärd försämring av områden där de livsmiljötyper som förtecknas i bilaga I till denna förordning förekommer och som är i gott tillstånd eller som krävs för att uppnå de restaureringsmål som anges i punkt 17 i den här artikeln.</w:t>
+      </w:r>
+    </w:p>
+    <w:p>
+      <w:r>
+        <w:rPr>
+          <w:b/>
+          <w:i/>
+        </w:rPr>
+        <w:t>Artikel 4 (17).   Medlemsstaterna ska säkerställa</w:t>
+      </w:r>
+    </w:p>
+    <w:p>
+      <w:r>
+        <w:rPr>
+          <w:i/>
+        </w:rPr>
+        <w:t>a) en ökning av arealen i gott tillstånd för de livsmiljötyper som förtecknas i bilaga I till dess att minst 90 % är i gott tillstånd och till dess att den gynnsamma referensarealen för varje livsmiljötyp i varje biogeografisk region inom den berörda medlemsstaten har uppnåtts.</w:t>
+      </w:r>
+    </w:p>
+    <w:p>
+      <w:r>
+        <w:t>Referenser</w:t>
+      </w:r>
+    </w:p>
+    <w:p>
+      <w:r>
+        <w:t xml:space="preserve">EEA European Environment Agency, 2022. </w:t>
+      </w:r>
+      <w:r>
+        <w:rPr>
+          <w:i/>
+        </w:rPr>
+        <w:t xml:space="preserve">Western taiga – Conservation status 2013-2018. </w:t>
+      </w:r>
+      <w:r>
+        <w:t>https:// eunis.eea.europoa.eu/habitats/10176.</w:t>
+      </w:r>
+    </w:p>
+    <w:p>
+      <w:r>
+        <w:t>EU-domstolens dom av den 2 juli 2020 i målet C 477/19 (Europeisk hamster) p. 23.</w:t>
+      </w:r>
+    </w:p>
+    <w:p>
+      <w:r>
+        <w:t>EU-domstolens dom av den 4 mars 2021 i de förenade målen C 473-19 och C 474-19 (Skydda skogen) p. 70 och 76.</w:t>
+      </w:r>
+    </w:p>
+    <w:p>
+      <w:r>
+        <w:t>Europaparlamentets och rådets direktiv 2009/147/EG av den 30 november 2009 om bevarande av vilda fåglar.</w:t>
+      </w:r>
+    </w:p>
+    <w:p>
+      <w:r>
+        <w:t>EUROPAPARLAMENTETS OCH RÅDETS FÖRORDNING (EU) 2024/1991 av den 24 juni 2024 om restaurering av natur och om ändring av förordning (EU) 2022/869.</w:t>
+      </w:r>
+    </w:p>
+    <w:p>
+      <w:r>
+        <w:t>Rådets direktiv 92/43/EEG av den 21 mj 1992 om bevarande av livsmiljöer samt vilda djur och växter.</w:t>
+      </w:r>
+    </w:p>
+    <w:p>
+      <w:r>
+        <w:t xml:space="preserve">Skogsstyrelsen, 2026. </w:t>
+      </w:r>
+      <w:r>
+        <w:rPr>
+          <w:i/>
+        </w:rPr>
+        <w:t>Biologisk mångfald i skogen.</w:t>
+      </w:r>
+      <w:r>
+        <w:t xml:space="preserve"> Rapport 2026/07.</w:t>
+      </w:r>
+    </w:p>
+    <w:p>
+      <w:r>
+        <w:t xml:space="preserve">SLU Artdatabanken, 2019. </w:t>
+      </w:r>
+      <w:r>
+        <w:rPr>
+          <w:i/>
+        </w:rPr>
+        <w:t>Sveriges arter och naturtyper i EU:s art- och habitatdirektiv.</w:t>
+      </w:r>
+      <w:r>
+        <w:t xml:space="preserve"> Resultat från rapportering 2019 till EU av bevarandestatus 2013-2018.</w:t>
       </w:r>
     </w:p>
     <w:sectPr>
@@ -605,7 +1574,7 @@
     <w:r>
       <w:tab/>
       <w:tab/>
-      <w:t>2026-10-04</w:t>
+      <w:t>2026-10-05</w:t>
       <w:br/>
       <w:br/>
     </w:r>

--- a/tillsyn/A 59303-2025 tillsynsbegäran.docx
+++ b/tillsyn/A 59303-2025 tillsynsbegäran.docx
@@ -1574,7 +1574,7 @@
     <w:r>
       <w:tab/>
       <w:tab/>
-      <w:t>2026-10-05</w:t>
+      <w:t>2026-10-06</w:t>
       <w:br/>
       <w:br/>
     </w:r>

--- a/tillsyn/A 59303-2025 tillsynsbegäran.docx
+++ b/tillsyn/A 59303-2025 tillsynsbegäran.docx
@@ -1574,7 +1574,7 @@
     <w:r>
       <w:tab/>
       <w:tab/>
-      <w:t>2026-10-06</w:t>
+      <w:t>2026-10-07</w:t>
       <w:br/>
       <w:br/>
     </w:r>

--- a/tillsyn/A 59303-2025 tillsynsbegäran.docx
+++ b/tillsyn/A 59303-2025 tillsynsbegäran.docx
@@ -1574,7 +1574,7 @@
     <w:r>
       <w:tab/>
       <w:tab/>
-      <w:t>2026-10-07</w:t>
+      <w:t>2026-10-08</w:t>
       <w:br/>
       <w:br/>
     </w:r>

--- a/tillsyn/A 59303-2025 tillsynsbegäran.docx
+++ b/tillsyn/A 59303-2025 tillsynsbegäran.docx
@@ -1574,7 +1574,7 @@
     <w:r>
       <w:tab/>
       <w:tab/>
-      <w:t>2026-10-08</w:t>
+      <w:t>2026-10-09</w:t>
       <w:br/>
       <w:br/>
     </w:r>

--- a/tillsyn/A 59303-2025 tillsynsbegäran.docx
+++ b/tillsyn/A 59303-2025 tillsynsbegäran.docx
@@ -1574,7 +1574,7 @@
     <w:r>
       <w:tab/>
       <w:tab/>
-      <w:t>2026-10-09</w:t>
+      <w:t>2026-10-10</w:t>
       <w:br/>
       <w:br/>
     </w:r>

--- a/tillsyn/A 59303-2025 tillsynsbegäran.docx
+++ b/tillsyn/A 59303-2025 tillsynsbegäran.docx
@@ -1574,7 +1574,7 @@
     <w:r>
       <w:tab/>
       <w:tab/>
-      <w:t>2026-10-10</w:t>
+      <w:t>2026-10-11</w:t>
       <w:br/>
       <w:br/>
     </w:r>

--- a/tillsyn/A 59303-2025 tillsynsbegäran.docx
+++ b/tillsyn/A 59303-2025 tillsynsbegäran.docx
@@ -1574,7 +1574,7 @@
     <w:r>
       <w:tab/>
       <w:tab/>
-      <w:t>2026-10-11</w:t>
+      <w:t>2026-10-12</w:t>
       <w:br/>
       <w:br/>
     </w:r>

--- a/tillsyn/A 59303-2025 tillsynsbegäran.docx
+++ b/tillsyn/A 59303-2025 tillsynsbegäran.docx
@@ -1574,7 +1574,7 @@
     <w:r>
       <w:tab/>
       <w:tab/>
-      <w:t>2026-10-12</w:t>
+      <w:t>2026-10-13</w:t>
       <w:br/>
       <w:br/>
     </w:r>

--- a/tillsyn/A 59303-2025 tillsynsbegäran.docx
+++ b/tillsyn/A 59303-2025 tillsynsbegäran.docx
@@ -1574,7 +1574,7 @@
     <w:r>
       <w:tab/>
       <w:tab/>
-      <w:t>2026-10-13</w:t>
+      <w:t>2026-10-14</w:t>
       <w:br/>
       <w:br/>
     </w:r>

--- a/tillsyn/A 59303-2025 tillsynsbegäran.docx
+++ b/tillsyn/A 59303-2025 tillsynsbegäran.docx
@@ -1574,7 +1574,7 @@
     <w:r>
       <w:tab/>
       <w:tab/>
-      <w:t>2026-10-14</w:t>
+      <w:t>2026-10-15</w:t>
       <w:br/>
       <w:br/>
     </w:r>

--- a/tillsyn/A 59303-2025 tillsynsbegäran.docx
+++ b/tillsyn/A 59303-2025 tillsynsbegäran.docx
@@ -1574,7 +1574,7 @@
     <w:r>
       <w:tab/>
       <w:tab/>
-      <w:t>2026-10-15</w:t>
+      <w:t>2026-10-16</w:t>
       <w:br/>
       <w:br/>
     </w:r>

--- a/tillsyn/A 59303-2025 tillsynsbegäran.docx
+++ b/tillsyn/A 59303-2025 tillsynsbegäran.docx
@@ -1574,7 +1574,7 @@
     <w:r>
       <w:tab/>
       <w:tab/>
-      <w:t>2026-10-16</w:t>
+      <w:t>2026-10-17</w:t>
       <w:br/>
       <w:br/>
     </w:r>

--- a/tillsyn/A 59303-2025 tillsynsbegäran.docx
+++ b/tillsyn/A 59303-2025 tillsynsbegäran.docx
@@ -1574,7 +1574,7 @@
     <w:r>
       <w:tab/>
       <w:tab/>
-      <w:t>2026-10-17</w:t>
+      <w:t>2026-10-18</w:t>
       <w:br/>
       <w:br/>
     </w:r>

--- a/tillsyn/A 59303-2025 tillsynsbegäran.docx
+++ b/tillsyn/A 59303-2025 tillsynsbegäran.docx
@@ -1574,7 +1574,7 @@
     <w:r>
       <w:tab/>
       <w:tab/>
-      <w:t>2026-10-18</w:t>
+      <w:t>2026-10-19</w:t>
       <w:br/>
       <w:br/>
     </w:r>

--- a/tillsyn/A 59303-2025 tillsynsbegäran.docx
+++ b/tillsyn/A 59303-2025 tillsynsbegäran.docx
@@ -1574,7 +1574,7 @@
     <w:r>
       <w:tab/>
       <w:tab/>
-      <w:t>2026-10-19</w:t>
+      <w:t>2026-10-20</w:t>
       <w:br/>
       <w:br/>
     </w:r>

--- a/tillsyn/A 59303-2025 tillsynsbegäran.docx
+++ b/tillsyn/A 59303-2025 tillsynsbegäran.docx
@@ -1574,7 +1574,7 @@
     <w:r>
       <w:tab/>
       <w:tab/>
-      <w:t>2026-10-20</w:t>
+      <w:t>2026-10-21</w:t>
       <w:br/>
       <w:br/>
     </w:r>

--- a/tillsyn/A 59303-2025 tillsynsbegäran.docx
+++ b/tillsyn/A 59303-2025 tillsynsbegäran.docx
@@ -1574,7 +1574,7 @@
     <w:r>
       <w:tab/>
       <w:tab/>
-      <w:t>2026-10-21</w:t>
+      <w:t>2026-10-22</w:t>
       <w:br/>
       <w:br/>
     </w:r>

--- a/tillsyn/A 59303-2025 tillsynsbegäran.docx
+++ b/tillsyn/A 59303-2025 tillsynsbegäran.docx
@@ -65,7 +65,7 @@
     </w:p>
     <w:p>
       <w:r>
-        <w:t>I och inom 23 meter från avverkningsanmälan finns fynd av 23 naturvårdsarter, varav 18 är rödlistade, 5 är fridlysta, 13 är typiska (T) och 2 är signalarter (S): garnlav (VU, T), blanksvart spiklav (NT), blågrå svartspik (NT), dvärgbägarlav (NT, T), kolflarnlav (NT, T), kortskaftad ärgspik (NT), liten svartspik (NT), motaggsvamp (NT, T), mörk kolflarnlav (NT), nötkråka (NT, T, §4), skogshare (NT), talltagel (NT, T), talltita (NT, §4), tretåig hackspett (NT, T, §4), vedflamlav (NT), vedskivlav (NT, T), violettgrå tagellav (NT, T), vitgrynig nållav (NT), mindre märgborre (S, T), vedticka (S, T), spillkråka (T, §4), sälg (T) och revlummer (§9). Se Figur 1.</w:t>
+        <w:t>I och inom 23 meter från avverkningsanmälan finns fynd av 22 naturvårdsarter, varav 17 är rödlistade, 5 är fridlysta, 13 är typiska (T) och 2 är signalarter (S): garnlav (VU, T), blanksvart spiklav (NT), blågrå svartspik (NT), dvärgbägarlav (NT, T), kolflarnlav (NT, T), liten svartspik (NT), motaggsvamp (NT, T), mörk kolflarnlav (NT), nötkråka (NT, T, §4), skogshare (NT), talltagel (NT, T), talltita (NT, §4), tretåig hackspett (NT, T, §4), vedflamlav (NT), vedskivlav (NT, T), violettgrå tagellav (NT, T), vitgrynig nållav (NT), mindre märgborre (S, T), vedticka (S, T), spillkråka (T, §4), sälg (T) och revlummer (§9). Se Figur 1.</w:t>
       </w:r>
     </w:p>
     <w:p>
@@ -193,17 +193,6 @@
       </w:r>
       <w:r>
         <w:t xml:space="preserve"> (SLU Artdatabanken, 2024).</w:t>
-      </w:r>
-    </w:p>
-    <w:p>
-      <w:r>
-        <w:rPr>
-          <w:b/>
-        </w:rPr>
-        <w:t>Kortskaftad ärgspik (NT)</w:t>
-      </w:r>
-      <w:r>
-        <w:t xml:space="preserve"> förekommer i barrträdsdominerade skogar och växer nästan uteslutande på tallved. Den föredrar gamla högstubbar i fuktig och halvöppen miljö, t.ex. i myrkanter, sumpskog och brandpräglad skog. Arten indikerar kontinuerlig tillgång till gamla högstubbar i kombination med hög och jämn luftfuktighet. Skogsbruk på lokaler med kortskaftad ärgspik utgör ett hot. På lång sikt bildas färre lämpliga substrat än vad som försvinner. Avverkning av barrträdsdominerade bestånd av naturskogskaraktär utgör ett långsiktigt hot. Naturskogsartade bestånd med riklig förekomst av gamla och grova tallhögstubbar bör undantas från skogsbruk (SLU Artdatabanken, 2024).</w:t>
       </w:r>
     </w:p>
     <w:p>
@@ -1574,7 +1563,7 @@
     <w:r>
       <w:tab/>
       <w:tab/>
-      <w:t>2026-10-22</w:t>
+      <w:t>2026-10-23</w:t>
       <w:br/>
       <w:br/>
     </w:r>

--- a/tillsyn/A 59303-2025 tillsynsbegäran.docx
+++ b/tillsyn/A 59303-2025 tillsynsbegäran.docx
@@ -1563,7 +1563,7 @@
     <w:r>
       <w:tab/>
       <w:tab/>
-      <w:t>2026-10-23</w:t>
+      <w:t>2026-10-24</w:t>
       <w:br/>
       <w:br/>
     </w:r>

--- a/tillsyn/A 59303-2025 tillsynsbegäran.docx
+++ b/tillsyn/A 59303-2025 tillsynsbegäran.docx
@@ -1563,7 +1563,7 @@
     <w:r>
       <w:tab/>
       <w:tab/>
-      <w:t>2026-10-24</w:t>
+      <w:t>2026-10-25</w:t>
       <w:br/>
       <w:br/>
     </w:r>

--- a/tillsyn/A 59303-2025 tillsynsbegäran.docx
+++ b/tillsyn/A 59303-2025 tillsynsbegäran.docx
@@ -1563,7 +1563,7 @@
     <w:r>
       <w:tab/>
       <w:tab/>
-      <w:t>2026-10-25</w:t>
+      <w:t>2026-10-26</w:t>
       <w:br/>
       <w:br/>
     </w:r>

--- a/tillsyn/A 59303-2025 tillsynsbegäran.docx
+++ b/tillsyn/A 59303-2025 tillsynsbegäran.docx
@@ -1563,7 +1563,7 @@
     <w:r>
       <w:tab/>
       <w:tab/>
-      <w:t>2026-10-26</w:t>
+      <w:t>2026-10-27</w:t>
       <w:br/>
       <w:br/>
     </w:r>

--- a/tillsyn/A 59303-2025 tillsynsbegäran.docx
+++ b/tillsyn/A 59303-2025 tillsynsbegäran.docx
@@ -1563,7 +1563,7 @@
     <w:r>
       <w:tab/>
       <w:tab/>
-      <w:t>2026-10-27</w:t>
+      <w:t>2026-10-28</w:t>
       <w:br/>
       <w:br/>
     </w:r>

--- a/tillsyn/A 59303-2025 tillsynsbegäran.docx
+++ b/tillsyn/A 59303-2025 tillsynsbegäran.docx
@@ -1563,7 +1563,7 @@
     <w:r>
       <w:tab/>
       <w:tab/>
-      <w:t>2026-10-28</w:t>
+      <w:t>2026-10-29</w:t>
       <w:br/>
       <w:br/>
     </w:r>

--- a/tillsyn/A 59303-2025 tillsynsbegäran.docx
+++ b/tillsyn/A 59303-2025 tillsynsbegäran.docx
@@ -1563,7 +1563,7 @@
     <w:r>
       <w:tab/>
       <w:tab/>
-      <w:t>2026-10-29</w:t>
+      <w:t>2026-10-31</w:t>
       <w:br/>
       <w:br/>
     </w:r>
